--- a/Backend/Templates/RelivingLetter.docx
+++ b/Backend/Templates/RelivingLetter.docx
@@ -1,6 +1,6 @@
 
 <file path=word/document.xml><?xml version="1.0" encoding="utf-8"?>
-<w:document xmlns:wpc="http://schemas.microsoft.com/office/word/2010/wordprocessingCanvas" xmlns:cx="http://schemas.microsoft.com/office/drawing/2014/chartex" xmlns:cx1="http://schemas.microsoft.com/office/drawing/2015/9/8/chartex" xmlns:cx2="http://schemas.microsoft.com/office/drawing/2015/10/21/chartex" xmlns:cx3="http://schemas.microsoft.com/office/drawing/2016/5/9/chartex" xmlns:cx4="http://schemas.microsoft.com/office/drawing/2016/5/10/chartex" xmlns:cx5="http://schemas.microsoft.com/office/drawing/2016/5/11/chartex" xmlns:cx6="http://schemas.microsoft.com/office/drawing/2016/5/12/chartex" xmlns:cx7="http://schemas.microsoft.com/office/drawing/2016/5/13/chartex" xmlns:cx8="http://schemas.microsoft.com/office/drawing/2016/5/14/chartex" xmlns:mc="http://schemas.openxmlformats.org/markup-compatibility/2006" xmlns:aink="http://schemas.microsoft.com/office/drawing/2016/ink" xmlns:am3d="http://schemas.microsoft.com/office/drawing/2017/model3d" xmlns:o="urn:schemas-microsoft-com:office:office" xmlns:oel="http://schemas.microsoft.com/office/2019/extlst" xmlns:r="http://schemas.openxmlformats.org/officeDocument/2006/relationships" xmlns:m="http://schemas.openxmlformats.org/officeDocument/2006/math" xmlns:v="urn:schemas-microsoft-com:vml" xmlns:wp14="http://schemas.microsoft.com/office/word/2010/wordprocessingDrawing" xmlns:wp="http://schemas.openxmlformats.org/drawingml/2006/wordprocessingDrawing" xmlns:w10="urn:schemas-microsoft-com:office:word" xmlns:w="http://schemas.openxmlformats.org/wordprocessingml/2006/main" xmlns:w14="http://schemas.microsoft.com/office/word/2010/wordml" xmlns:w15="http://schemas.microsoft.com/office/word/2012/wordml" xmlns:w16cex="http://schemas.microsoft.com/office/word/2018/wordml/cex" xmlns:w16cid="http://schemas.microsoft.com/office/word/2016/wordml/cid" xmlns:w16="http://schemas.microsoft.com/office/word/2018/wordml" xmlns:w16du="http://schemas.microsoft.com/office/word/2023/wordml/word16du" xmlns:w16sdtdh="http://schemas.microsoft.com/office/word/2020/wordml/sdtdatahash" xmlns:w16sdtfl="http://schemas.microsoft.com/office/word/2024/wordml/sdtformatlock" xmlns:w16se="http://schemas.microsoft.com/office/word/2015/wordml/symex" xmlns:wpg="http://schemas.microsoft.com/office/word/2010/wordprocessingGroup" xmlns:wpi="http://schemas.microsoft.com/office/word/2010/wordprocessingInk" xmlns:wne="http://schemas.microsoft.com/office/word/2006/wordml" xmlns:wps="http://schemas.microsoft.com/office/word/2010/wordprocessingShape" mc:Ignorable="w14 w15 w16se w16cid w16 w16cex w16sdtdh w16sdtfl w16du wp14">
+<w:document xmlns:wpc="http://schemas.microsoft.com/office/word/2010/wordprocessingCanvas" xmlns:cx="http://schemas.microsoft.com/office/drawing/2014/chartex" xmlns:cx1="http://schemas.microsoft.com/office/drawing/2015/9/8/chartex" xmlns:cx2="http://schemas.microsoft.com/office/drawing/2015/10/21/chartex" xmlns:cx3="http://schemas.microsoft.com/office/drawing/2016/5/9/chartex" xmlns:cx4="http://schemas.microsoft.com/office/drawing/2016/5/10/chartex" xmlns:cx5="http://schemas.microsoft.com/office/drawing/2016/5/11/chartex" xmlns:cx6="http://schemas.microsoft.com/office/drawing/2016/5/12/chartex" xmlns:cx7="http://schemas.microsoft.com/office/drawing/2016/5/13/chartex" xmlns:cx8="http://schemas.microsoft.com/office/drawing/2016/5/14/chartex" xmlns:mc="http://schemas.openxmlformats.org/markup-compatibility/2006" xmlns:aink="http://schemas.microsoft.com/office/drawing/2016/ink" xmlns:am3d="http://schemas.microsoft.com/office/drawing/2017/model3d" xmlns:o="urn:schemas-microsoft-com:office:office" xmlns:oel="http://schemas.microsoft.com/office/2019/extlst" xmlns:r="http://schemas.openxmlformats.org/officeDocument/2006/relationships" xmlns:m="http://schemas.openxmlformats.org/officeDocument/2006/math" xmlns:v="urn:schemas-microsoft-com:vml" xmlns:wp14="http://schemas.microsoft.com/office/word/2010/wordprocessingDrawing" xmlns:wp="http://schemas.openxmlformats.org/drawingml/2006/wordprocessingDrawing" xmlns:w10="urn:schemas-microsoft-com:office:word" xmlns:w="http://schemas.openxmlformats.org/wordprocessingml/2006/main" xmlns:w14="http://schemas.microsoft.com/office/word/2010/wordml" xmlns:w15="http://schemas.microsoft.com/office/word/2012/wordml" xmlns:w16cei="http://schemas.microsoft.com/office/word/2026/wordml/cei" xmlns:w16cex="http://schemas.microsoft.com/office/word/2018/wordml/cex" xmlns:w16cid="http://schemas.microsoft.com/office/word/2016/wordml/cid" xmlns:w16="http://schemas.microsoft.com/office/word/2018/wordml" xmlns:w16du="http://schemas.microsoft.com/office/word/2023/wordml/word16du" xmlns:w16sdtdh="http://schemas.microsoft.com/office/word/2020/wordml/sdtdatahash" xmlns:w16sdtfl="http://schemas.microsoft.com/office/word/2024/wordml/sdtformatlock" xmlns:w16se="http://schemas.microsoft.com/office/word/2015/wordml/symex" xmlns:wpg="http://schemas.microsoft.com/office/word/2010/wordprocessingGroup" xmlns:wpi="http://schemas.microsoft.com/office/word/2010/wordprocessingInk" xmlns:wne="http://schemas.microsoft.com/office/word/2006/wordml" xmlns:wps="http://schemas.microsoft.com/office/word/2010/wordprocessingShape" mc:Ignorable="w14 w15 w16se w16cid w16 w16cex w16sdtdh w16sdtfl w16du wp14">
   <w:body>
     <w:p>
       <w:pPr>
@@ -17,16 +17,16 @@
           <w:noProof/>
         </w:rPr>
         <w:drawing>
-          <wp:anchor distT="0" distB="0" distL="0" distR="0" simplePos="0" relativeHeight="251657728" behindDoc="1" locked="0" layoutInCell="1" allowOverlap="1" wp14:anchorId="08A7324D" wp14:editId="39AC4ED1">
+          <wp:anchor distT="0" distB="0" distL="0" distR="0" simplePos="0" relativeHeight="251657728" behindDoc="1" locked="0" layoutInCell="1" allowOverlap="1" wp14:anchorId="08A7324D" wp14:editId="501762E1">
             <wp:simplePos x="0" y="0"/>
             <wp:positionH relativeFrom="page">
               <wp:posOffset>0</wp:posOffset>
             </wp:positionH>
             <wp:positionV relativeFrom="page">
-              <wp:posOffset>-635</wp:posOffset>
+              <wp:posOffset>-6497</wp:posOffset>
             </wp:positionV>
             <wp:extent cx="7556500" cy="10688320"/>
-            <wp:effectExtent l="0" t="0" r="0" b="0"/>
+            <wp:effectExtent l="0" t="0" r="6350" b="0"/>
             <wp:wrapNone/>
             <wp:docPr id="2" name="Image 1"/>
             <wp:cNvGraphicFramePr>
@@ -210,32 +210,42 @@
     </w:p>
     <w:p>
       <w:pPr>
+        <w:adjustRightInd w:val="0"/>
+        <w:jc w:val="center"/>
+        <w:rPr>
+          <w:rFonts w:cs="Calibri"/>
+          <w:b/>
+          <w:bCs/>
+          <w:sz w:val="24"/>
+          <w:szCs w:val="24"/>
+        </w:rPr>
+      </w:pPr>
+    </w:p>
+    <w:p>
+      <w:pPr>
         <w:pStyle w:val="Default"/>
-        <w:rPr>
-          <w:rFonts w:eastAsia="Times New Roman"/>
-          <w:color w:val="auto"/>
-          <w:sz w:val="22"/>
-          <w:szCs w:val="22"/>
-        </w:rPr>
-      </w:pPr>
-      <w:r>
-        <w:rPr>
-          <w:rFonts w:eastAsia="Times New Roman"/>
-          <w:color w:val="auto"/>
-          <w:sz w:val="22"/>
-          <w:szCs w:val="22"/>
+        <w:jc w:val="both"/>
+        <w:rPr>
+          <w:rFonts w:eastAsia="Times New Roman"/>
+          <w:color w:val="auto"/>
+        </w:rPr>
+      </w:pPr>
+      <w:r>
+        <w:rPr>
+          <w:rFonts w:eastAsia="Times New Roman"/>
+          <w:color w:val="auto"/>
         </w:rPr>
         <w:t xml:space="preserve">This is to certify that </w:t>
       </w:r>
       <w:bookmarkStart w:id="1" w:name="Title"/>
-      <w:r>
-        <w:rPr>
-          <w:rFonts w:eastAsia="Times New Roman"/>
-          <w:b/>
-          <w:bCs/>
-          <w:color w:val="auto"/>
-          <w:sz w:val="22"/>
-          <w:szCs w:val="22"/>
+      <w:proofErr w:type="spellStart"/>
+      <w:proofErr w:type="gramStart"/>
+      <w:r>
+        <w:rPr>
+          <w:rFonts w:eastAsia="Times New Roman"/>
+          <w:b/>
+          <w:bCs/>
+          <w:color w:val="auto"/>
         </w:rPr>
         <w:t>Mr</w:t>
       </w:r>
@@ -246,405 +256,423 @@
           <w:b/>
           <w:bCs/>
           <w:color w:val="auto"/>
-          <w:sz w:val="22"/>
-          <w:szCs w:val="22"/>
         </w:rPr>
         <w:t>.</w:t>
       </w:r>
-      <w:r>
-        <w:rPr>
-          <w:rFonts w:eastAsia="Times New Roman"/>
-          <w:b/>
-          <w:bCs/>
-          <w:color w:val="auto"/>
-          <w:sz w:val="22"/>
-          <w:szCs w:val="22"/>
-          <w:lang w:val="en-IN"/>
+      <w:bookmarkStart w:id="2" w:name="EmployeeName"/>
+      <w:r>
+        <w:rPr>
+          <w:rFonts w:eastAsia="Times New Roman"/>
+          <w:b/>
+          <w:bCs/>
+          <w:color w:val="auto"/>
+        </w:rPr>
+        <w:t>Name</w:t>
+      </w:r>
+      <w:proofErr w:type="spellEnd"/>
+      <w:proofErr w:type="gramEnd"/>
+      <w:r>
+        <w:rPr>
+          <w:rFonts w:eastAsia="Times New Roman"/>
+          <w:b/>
+          <w:bCs/>
+          <w:color w:val="auto"/>
         </w:rPr>
         <w:t xml:space="preserve"> </w:t>
       </w:r>
-      <w:bookmarkStart w:id="2" w:name="EmployeeName"/>
-      <w:proofErr w:type="gramStart"/>
-      <w:r>
-        <w:rPr>
-          <w:rFonts w:eastAsia="Times New Roman"/>
-          <w:b/>
-          <w:bCs/>
-          <w:color w:val="auto"/>
-          <w:sz w:val="22"/>
-          <w:szCs w:val="22"/>
-        </w:rPr>
-        <w:t>XXXXXXXXXXXXXXXXXXXXXXXXXXX</w:t>
-      </w:r>
-      <w:r>
-        <w:rPr>
-          <w:rFonts w:eastAsia="Times New Roman"/>
-          <w:b/>
-          <w:bCs/>
-          <w:color w:val="auto"/>
-          <w:sz w:val="22"/>
-          <w:szCs w:val="22"/>
+      <w:bookmarkEnd w:id="2"/>
+      <w:r>
+        <w:rPr>
+          <w:rFonts w:eastAsia="Times New Roman"/>
+          <w:b/>
+          <w:bCs/>
+          <w:color w:val="auto"/>
+        </w:rPr>
+        <w:t xml:space="preserve">(EMP ID: </w:t>
+      </w:r>
+      <w:bookmarkStart w:id="3" w:name="EmployeeId"/>
+      <w:r>
+        <w:rPr>
+          <w:rFonts w:eastAsia="Times New Roman"/>
+          <w:b/>
+          <w:bCs/>
+          <w:color w:val="auto"/>
+        </w:rPr>
+        <w:t>P</w:t>
+      </w:r>
+      <w:r>
+        <w:rPr>
+          <w:rFonts w:eastAsia="Times New Roman"/>
+          <w:b/>
+          <w:bCs/>
+          <w:color w:val="auto"/>
+        </w:rPr>
+        <w:t>XYZ</w:t>
+      </w:r>
+      <w:bookmarkEnd w:id="3"/>
+      <w:r>
+        <w:rPr>
+          <w:rFonts w:eastAsia="Times New Roman"/>
+          <w:b/>
+          <w:bCs/>
+          <w:color w:val="auto"/>
+        </w:rPr>
+        <w:t xml:space="preserve">) </w:t>
+      </w:r>
+      <w:r>
+        <w:rPr>
+          <w:rFonts w:eastAsia="Times New Roman"/>
+          <w:color w:val="auto"/>
+        </w:rPr>
+        <w:t xml:space="preserve">has served in our organization from </w:t>
+      </w:r>
+      <w:bookmarkStart w:id="4" w:name="JoiningDate"/>
+      <w:r>
+        <w:rPr>
+          <w:rFonts w:eastAsia="Times New Roman"/>
+          <w:b/>
+          <w:bCs/>
+          <w:color w:val="auto"/>
+        </w:rPr>
+        <w:t>Date</w:t>
+      </w:r>
+      <w:r>
+        <w:rPr>
+          <w:rFonts w:eastAsia="Times New Roman"/>
+          <w:b/>
+          <w:bCs/>
+          <w:color w:val="auto"/>
         </w:rPr>
         <w:t xml:space="preserve"> </w:t>
       </w:r>
-      <w:bookmarkEnd w:id="2"/>
-      <w:r>
-        <w:rPr>
-          <w:rFonts w:eastAsia="Times New Roman"/>
-          <w:b/>
-          <w:bCs/>
-          <w:color w:val="auto"/>
-          <w:sz w:val="22"/>
-          <w:szCs w:val="22"/>
+      <w:bookmarkEnd w:id="4"/>
+      <w:r>
+        <w:rPr>
+          <w:rFonts w:eastAsia="Times New Roman"/>
+          <w:color w:val="auto"/>
+        </w:rPr>
+        <w:t>to</w:t>
+      </w:r>
+      <w:r>
+        <w:rPr>
+          <w:rFonts w:eastAsia="Times New Roman"/>
+          <w:b/>
+          <w:bCs/>
+          <w:color w:val="auto"/>
         </w:rPr>
         <w:t xml:space="preserve"> </w:t>
       </w:r>
-      <w:r>
-        <w:rPr>
-          <w:rFonts w:eastAsia="Times New Roman"/>
-          <w:b/>
-          <w:bCs/>
-          <w:color w:val="auto"/>
-          <w:sz w:val="22"/>
-          <w:szCs w:val="22"/>
-        </w:rPr>
-        <w:t>(</w:t>
-      </w:r>
-      <w:proofErr w:type="gramEnd"/>
-      <w:r>
-        <w:rPr>
-          <w:rFonts w:eastAsia="Times New Roman"/>
-          <w:b/>
-          <w:bCs/>
-          <w:color w:val="auto"/>
-          <w:sz w:val="22"/>
-          <w:szCs w:val="22"/>
-        </w:rPr>
-        <w:t xml:space="preserve">EMP ID: </w:t>
-      </w:r>
-      <w:bookmarkStart w:id="3" w:name="EmployeeId"/>
-      <w:r>
-        <w:rPr>
-          <w:rFonts w:eastAsia="Times New Roman"/>
-          <w:b/>
-          <w:bCs/>
-          <w:color w:val="auto"/>
-          <w:sz w:val="22"/>
-          <w:szCs w:val="22"/>
-        </w:rPr>
-        <w:t>XXXX</w:t>
-      </w:r>
-      <w:bookmarkEnd w:id="3"/>
-      <w:r>
-        <w:rPr>
-          <w:rFonts w:eastAsia="Times New Roman"/>
-          <w:b/>
-          <w:bCs/>
-          <w:color w:val="auto"/>
-          <w:sz w:val="22"/>
-          <w:szCs w:val="22"/>
-        </w:rPr>
-        <w:t>)</w:t>
-      </w:r>
-      <w:r>
-        <w:rPr>
-          <w:rFonts w:eastAsia="Times New Roman"/>
-          <w:b/>
-          <w:bCs/>
-          <w:color w:val="auto"/>
-          <w:sz w:val="22"/>
-          <w:szCs w:val="22"/>
+      <w:bookmarkStart w:id="5" w:name="RelievingDate"/>
+      <w:r>
+        <w:rPr>
+          <w:rFonts w:eastAsia="Times New Roman"/>
+          <w:b/>
+          <w:bCs/>
+          <w:color w:val="auto"/>
+        </w:rPr>
+        <w:t>Date</w:t>
+      </w:r>
+      <w:r>
+        <w:rPr>
+          <w:rFonts w:eastAsia="Times New Roman"/>
+          <w:b/>
+          <w:bCs/>
+          <w:color w:val="auto"/>
         </w:rPr>
         <w:t xml:space="preserve"> </w:t>
       </w:r>
-      <w:r>
-        <w:rPr>
-          <w:rFonts w:eastAsia="Times New Roman"/>
-          <w:color w:val="auto"/>
-          <w:sz w:val="22"/>
-          <w:szCs w:val="22"/>
-        </w:rPr>
-        <w:t>has served in our organization from</w:t>
-      </w:r>
-      <w:r>
-        <w:rPr>
-          <w:rFonts w:eastAsia="Times New Roman"/>
-          <w:color w:val="auto"/>
-          <w:sz w:val="22"/>
-          <w:szCs w:val="22"/>
+      <w:bookmarkEnd w:id="5"/>
+      <w:r>
+        <w:rPr>
+          <w:rFonts w:eastAsia="Times New Roman"/>
+          <w:color w:val="auto"/>
+        </w:rPr>
+        <w:t xml:space="preserve">as an </w:t>
+      </w:r>
+      <w:r>
+        <w:rPr>
+          <w:rFonts w:eastAsia="Times New Roman"/>
+          <w:b/>
+          <w:bCs/>
+          <w:color w:val="auto"/>
+        </w:rPr>
+        <w:t>“</w:t>
+      </w:r>
+      <w:bookmarkStart w:id="6" w:name="Designation"/>
+      <w:r>
+        <w:rPr>
+          <w:rFonts w:eastAsia="Times New Roman"/>
+          <w:b/>
+          <w:bCs/>
+          <w:color w:val="auto"/>
+        </w:rPr>
+        <w:t>Designation</w:t>
+      </w:r>
+      <w:bookmarkEnd w:id="6"/>
+      <w:r>
+        <w:rPr>
+          <w:rFonts w:eastAsia="Times New Roman"/>
+          <w:b/>
+          <w:bCs/>
+          <w:color w:val="auto"/>
+        </w:rPr>
+        <w:t>”</w:t>
+      </w:r>
+      <w:r>
+        <w:rPr>
+          <w:rFonts w:eastAsia="Times New Roman"/>
+          <w:color w:val="auto"/>
+        </w:rPr>
+        <w:t xml:space="preserve"> and has resigned from the services of our organization.</w:t>
+      </w:r>
+    </w:p>
+    <w:p>
+      <w:pPr>
+        <w:adjustRightInd w:val="0"/>
+        <w:rPr>
+          <w:rFonts w:cs="Calibri"/>
+          <w:sz w:val="24"/>
+          <w:szCs w:val="24"/>
+        </w:rPr>
+      </w:pPr>
+    </w:p>
+    <w:p>
+      <w:pPr>
+        <w:adjustRightInd w:val="0"/>
+        <w:jc w:val="both"/>
+        <w:rPr>
+          <w:rFonts w:cs="Calibri"/>
+          <w:sz w:val="24"/>
+          <w:szCs w:val="24"/>
+        </w:rPr>
+      </w:pPr>
+      <w:r>
+        <w:rPr>
+          <w:rFonts w:cs="Calibri"/>
+          <w:sz w:val="24"/>
+          <w:szCs w:val="24"/>
+        </w:rPr>
+        <w:t xml:space="preserve">During </w:t>
+      </w:r>
+      <w:r>
+        <w:rPr>
+          <w:rFonts w:cs="Calibri"/>
+          <w:sz w:val="24"/>
+          <w:szCs w:val="24"/>
+        </w:rPr>
+        <w:t>his/</w:t>
+      </w:r>
+      <w:r>
+        <w:rPr>
+          <w:rFonts w:cs="Calibri"/>
+          <w:sz w:val="24"/>
+          <w:szCs w:val="24"/>
+        </w:rPr>
+        <w:t xml:space="preserve">her above tenure we found </w:t>
+      </w:r>
+      <w:r>
+        <w:rPr>
+          <w:rFonts w:cs="Calibri"/>
+          <w:sz w:val="24"/>
+          <w:szCs w:val="24"/>
+        </w:rPr>
+        <w:t>him/</w:t>
+      </w:r>
+      <w:r>
+        <w:rPr>
+          <w:rFonts w:cs="Calibri"/>
+          <w:sz w:val="24"/>
+          <w:szCs w:val="24"/>
+        </w:rPr>
+        <w:t xml:space="preserve">her is to be regular, honest and diligent in </w:t>
+      </w:r>
+      <w:r>
+        <w:rPr>
+          <w:rFonts w:cs="Calibri"/>
+          <w:sz w:val="24"/>
+          <w:szCs w:val="24"/>
+        </w:rPr>
+        <w:t>him/</w:t>
+      </w:r>
+      <w:r>
+        <w:rPr>
+          <w:rFonts w:cs="Calibri"/>
+          <w:sz w:val="24"/>
+          <w:szCs w:val="24"/>
+        </w:rPr>
+        <w:t xml:space="preserve">her duties and responsibilities. </w:t>
+      </w:r>
+      <w:proofErr w:type="spellStart"/>
+      <w:r>
+        <w:rPr>
+          <w:rFonts w:cs="Calibri"/>
+          <w:sz w:val="24"/>
+          <w:szCs w:val="24"/>
+        </w:rPr>
+        <w:t>He/</w:t>
+      </w:r>
+      <w:r>
+        <w:rPr>
+          <w:rFonts w:cs="Calibri"/>
+          <w:sz w:val="24"/>
+          <w:szCs w:val="24"/>
+        </w:rPr>
+        <w:t>She</w:t>
+      </w:r>
+      <w:proofErr w:type="spellEnd"/>
+      <w:r>
+        <w:rPr>
+          <w:rFonts w:cs="Calibri"/>
+          <w:sz w:val="24"/>
+          <w:szCs w:val="24"/>
+        </w:rPr>
+        <w:t xml:space="preserve"> involved in the task assigned and implemented them on time. </w:t>
+      </w:r>
+      <w:proofErr w:type="spellStart"/>
+      <w:r>
+        <w:rPr>
+          <w:rFonts w:cs="Calibri"/>
+          <w:sz w:val="24"/>
+          <w:szCs w:val="24"/>
+        </w:rPr>
+        <w:t>He/</w:t>
+      </w:r>
+      <w:r>
+        <w:rPr>
+          <w:rFonts w:cs="Calibri"/>
+          <w:sz w:val="24"/>
+          <w:szCs w:val="24"/>
+        </w:rPr>
+        <w:t>She</w:t>
+      </w:r>
+      <w:proofErr w:type="spellEnd"/>
+      <w:r>
+        <w:rPr>
+          <w:rFonts w:cs="Calibri"/>
+          <w:sz w:val="24"/>
+          <w:szCs w:val="24"/>
+        </w:rPr>
+        <w:t xml:space="preserve"> has a tremendous ability to interact with clients with confidence and subject knowledge.</w:t>
+      </w:r>
+    </w:p>
+    <w:p>
+      <w:pPr>
+        <w:adjustRightInd w:val="0"/>
+        <w:jc w:val="both"/>
+        <w:rPr>
+          <w:rFonts w:cs="Calibri"/>
+          <w:sz w:val="24"/>
+          <w:szCs w:val="24"/>
+        </w:rPr>
+      </w:pPr>
+    </w:p>
+    <w:p>
+      <w:pPr>
+        <w:adjustRightInd w:val="0"/>
+        <w:jc w:val="both"/>
+        <w:rPr>
+          <w:rFonts w:cs="Calibri"/>
+          <w:sz w:val="24"/>
+          <w:szCs w:val="24"/>
+        </w:rPr>
+      </w:pPr>
+      <w:r>
+        <w:rPr>
+          <w:rFonts w:cs="Calibri"/>
+          <w:sz w:val="24"/>
+          <w:szCs w:val="24"/>
+        </w:rPr>
+        <w:t xml:space="preserve">The management would like to thank you for your service with </w:t>
+      </w:r>
+      <w:r>
+        <w:rPr>
+          <w:rFonts w:cs="Calibri"/>
+          <w:sz w:val="24"/>
+          <w:szCs w:val="24"/>
+        </w:rPr>
+        <w:t>Pirnav Software Solutions</w:t>
+      </w:r>
+      <w:r>
+        <w:rPr>
+          <w:rFonts w:cs="Calibri"/>
+          <w:sz w:val="24"/>
+          <w:szCs w:val="24"/>
+        </w:rPr>
+        <w:t xml:space="preserve"> and we wish you all the best for your future Endeavour.</w:t>
+      </w:r>
+    </w:p>
+    <w:p>
+      <w:pPr>
+        <w:adjustRightInd w:val="0"/>
+        <w:jc w:val="both"/>
+        <w:rPr>
+          <w:rFonts w:cs="Calibri"/>
+          <w:sz w:val="24"/>
+          <w:szCs w:val="24"/>
+        </w:rPr>
+      </w:pPr>
+    </w:p>
+    <w:p>
+      <w:pPr>
+        <w:adjustRightInd w:val="0"/>
+        <w:rPr>
+          <w:rFonts w:cs="Calibri"/>
+          <w:sz w:val="24"/>
+          <w:szCs w:val="24"/>
+        </w:rPr>
+      </w:pPr>
+      <w:r>
+        <w:rPr>
+          <w:rFonts w:cs="Calibri"/>
+          <w:sz w:val="24"/>
+          <w:szCs w:val="24"/>
+        </w:rPr>
+        <w:t>Yours Sincerely,</w:t>
+      </w:r>
+    </w:p>
+    <w:p>
+      <w:pPr>
+        <w:adjustRightInd w:val="0"/>
+        <w:rPr>
+          <w:rFonts w:cs="Calibri"/>
+        </w:rPr>
+      </w:pPr>
+    </w:p>
+    <w:p>
+      <w:pPr>
+        <w:adjustRightInd w:val="0"/>
+        <w:rPr>
+          <w:rFonts w:cs="Calibri"/>
+        </w:rPr>
+      </w:pPr>
+    </w:p>
+    <w:p>
+      <w:pPr>
+        <w:adjustRightInd w:val="0"/>
+        <w:rPr>
+          <w:rFonts w:cs="Calibri"/>
+          <w:b/>
+          <w:bCs/>
+        </w:rPr>
+      </w:pPr>
+      <w:r>
+        <w:rPr>
+          <w:rFonts w:cs="Calibri"/>
+        </w:rPr>
+        <w:t>F</w:t>
+      </w:r>
+      <w:r>
+        <w:rPr>
+          <w:rFonts w:cs="Calibri"/>
+        </w:rPr>
+        <w:t>rom</w:t>
+      </w:r>
+      <w:r>
+        <w:rPr>
+          <w:rFonts w:cs="Calibri"/>
         </w:rPr>
         <w:t xml:space="preserve"> </w:t>
       </w:r>
-      <w:bookmarkStart w:id="4" w:name="JoiningDate"/>
-      <w:r>
-        <w:rPr>
-          <w:rFonts w:eastAsia="Times New Roman"/>
-          <w:b/>
-          <w:bCs/>
-          <w:color w:val="auto"/>
-          <w:sz w:val="22"/>
-          <w:szCs w:val="22"/>
-        </w:rPr>
-        <w:t>06</w:t>
-      </w:r>
-      <w:r>
-        <w:rPr>
-          <w:rFonts w:eastAsia="Times New Roman"/>
-          <w:b/>
-          <w:bCs/>
-          <w:color w:val="auto"/>
-          <w:sz w:val="22"/>
-          <w:szCs w:val="22"/>
-          <w:vertAlign w:val="superscript"/>
-        </w:rPr>
-        <w:t>th</w:t>
-      </w:r>
-      <w:r>
-        <w:rPr>
-          <w:rFonts w:eastAsia="Times New Roman"/>
-          <w:b/>
-          <w:bCs/>
-          <w:color w:val="auto"/>
-          <w:sz w:val="22"/>
-          <w:szCs w:val="22"/>
-        </w:rPr>
-        <w:t xml:space="preserve"> April 2020</w:t>
-      </w:r>
-      <w:bookmarkEnd w:id="4"/>
-      <w:r>
-        <w:rPr>
-          <w:rFonts w:eastAsia="Times New Roman"/>
-          <w:b/>
-          <w:bCs/>
-          <w:color w:val="auto"/>
-          <w:sz w:val="22"/>
-          <w:szCs w:val="22"/>
-        </w:rPr>
-        <w:t xml:space="preserve"> </w:t>
-      </w:r>
-      <w:r>
-        <w:rPr>
-          <w:rFonts w:eastAsia="Times New Roman"/>
-          <w:color w:val="auto"/>
-          <w:sz w:val="22"/>
-          <w:szCs w:val="22"/>
-        </w:rPr>
-        <w:t>to</w:t>
-      </w:r>
-      <w:r>
-        <w:rPr>
-          <w:rFonts w:eastAsia="Times New Roman"/>
-          <w:b/>
-          <w:bCs/>
-          <w:color w:val="auto"/>
-          <w:sz w:val="22"/>
-          <w:szCs w:val="22"/>
-        </w:rPr>
-        <w:t xml:space="preserve"> </w:t>
-      </w:r>
-      <w:bookmarkStart w:id="5" w:name="RelievingDate"/>
-      <w:r>
-        <w:rPr>
-          <w:rFonts w:eastAsia="Times New Roman"/>
-          <w:b/>
-          <w:bCs/>
-          <w:color w:val="auto"/>
-          <w:sz w:val="22"/>
-          <w:szCs w:val="22"/>
-        </w:rPr>
-        <w:t>28</w:t>
-      </w:r>
-      <w:r>
-        <w:rPr>
-          <w:rFonts w:eastAsia="Times New Roman"/>
-          <w:b/>
-          <w:bCs/>
-          <w:color w:val="auto"/>
-          <w:sz w:val="22"/>
-          <w:szCs w:val="22"/>
-          <w:vertAlign w:val="superscript"/>
-        </w:rPr>
-        <w:t>th</w:t>
-      </w:r>
-      <w:r>
-        <w:rPr>
-          <w:rFonts w:eastAsia="Times New Roman"/>
-          <w:b/>
-          <w:bCs/>
-          <w:color w:val="auto"/>
-          <w:sz w:val="22"/>
-          <w:szCs w:val="22"/>
-        </w:rPr>
-        <w:t xml:space="preserve"> Nov </w:t>
-      </w:r>
-      <w:r>
-        <w:rPr>
-          <w:rFonts w:eastAsia="Times New Roman"/>
-          <w:b/>
-          <w:bCs/>
-          <w:color w:val="auto"/>
-          <w:sz w:val="22"/>
-          <w:szCs w:val="22"/>
-        </w:rPr>
-        <w:t>2025</w:t>
-      </w:r>
-      <w:bookmarkEnd w:id="5"/>
-      <w:r>
-        <w:rPr>
-          <w:rFonts w:eastAsia="Times New Roman"/>
-          <w:b/>
-          <w:bCs/>
-          <w:color w:val="auto"/>
-          <w:sz w:val="22"/>
-          <w:szCs w:val="22"/>
-        </w:rPr>
-        <w:t xml:space="preserve"> </w:t>
-      </w:r>
-      <w:r>
-        <w:rPr>
-          <w:rFonts w:eastAsia="Times New Roman"/>
-          <w:color w:val="auto"/>
-          <w:sz w:val="22"/>
-          <w:szCs w:val="22"/>
-        </w:rPr>
-        <w:t xml:space="preserve">as an </w:t>
-      </w:r>
-      <w:r>
-        <w:rPr>
-          <w:rFonts w:eastAsia="Times New Roman"/>
-          <w:b/>
-          <w:bCs/>
-          <w:color w:val="auto"/>
-          <w:sz w:val="22"/>
-          <w:szCs w:val="22"/>
-        </w:rPr>
-        <w:t>“</w:t>
-      </w:r>
-      <w:bookmarkStart w:id="6" w:name="Designation"/>
-      <w:r>
-        <w:rPr>
-          <w:rFonts w:eastAsia="Times New Roman"/>
-          <w:b/>
-          <w:bCs/>
-          <w:color w:val="auto"/>
-          <w:sz w:val="22"/>
-          <w:szCs w:val="22"/>
-        </w:rPr>
-        <w:t>XXXXXXXXXXXXX</w:t>
-      </w:r>
-      <w:bookmarkEnd w:id="6"/>
-      <w:r>
-        <w:rPr>
-          <w:rFonts w:eastAsia="Times New Roman"/>
-          <w:b/>
-          <w:bCs/>
-          <w:color w:val="auto"/>
-          <w:sz w:val="22"/>
-          <w:szCs w:val="22"/>
-        </w:rPr>
-        <w:t>”</w:t>
-      </w:r>
-      <w:r>
-        <w:rPr>
-          <w:rFonts w:eastAsia="Times New Roman"/>
-          <w:color w:val="auto"/>
-          <w:sz w:val="22"/>
-          <w:szCs w:val="22"/>
-        </w:rPr>
-        <w:t xml:space="preserve"> and has resigned from the services of our organization.</w:t>
-      </w:r>
-    </w:p>
-    <w:p>
-      <w:pPr>
-        <w:adjustRightInd w:val="0"/>
-        <w:rPr>
-          <w:rFonts w:cs="Calibri"/>
-        </w:rPr>
-      </w:pPr>
-    </w:p>
-    <w:p>
-      <w:pPr>
-        <w:adjustRightInd w:val="0"/>
-        <w:rPr>
-          <w:rFonts w:cs="Calibri"/>
-        </w:rPr>
-      </w:pPr>
-      <w:r>
-        <w:rPr>
-          <w:rFonts w:cs="Calibri"/>
-        </w:rPr>
-        <w:t>During his above tenure we found him is to be regular, honest and diligent in his duties and responsibilities. He involves in the task assigned and implements it on time. He has a tremendous ability to interact with clients with confidence and subject knowledge.</w:t>
-      </w:r>
-    </w:p>
-    <w:p>
-      <w:pPr>
-        <w:adjustRightInd w:val="0"/>
-        <w:jc w:val="both"/>
-        <w:rPr>
-          <w:rFonts w:cs="Calibri"/>
-        </w:rPr>
-      </w:pPr>
-    </w:p>
-    <w:p>
-      <w:pPr>
-        <w:adjustRightInd w:val="0"/>
-        <w:jc w:val="both"/>
-        <w:rPr>
-          <w:rFonts w:cs="Calibri"/>
-        </w:rPr>
-      </w:pPr>
-      <w:r>
-        <w:rPr>
-          <w:rFonts w:cs="Calibri"/>
-        </w:rPr>
-        <w:t>We wish all success in his future endeavors.</w:t>
-      </w:r>
-    </w:p>
-    <w:p>
-      <w:pPr>
-        <w:adjustRightInd w:val="0"/>
-        <w:rPr>
-          <w:rFonts w:cs="Calibri"/>
-        </w:rPr>
-      </w:pPr>
-    </w:p>
-    <w:p>
-      <w:pPr>
-        <w:adjustRightInd w:val="0"/>
-        <w:rPr>
-          <w:rFonts w:cs="Calibri"/>
-        </w:rPr>
-      </w:pPr>
-      <w:r>
-        <w:rPr>
-          <w:rFonts w:cs="Calibri"/>
-        </w:rPr>
-        <w:t>Sincerely,</w:t>
-      </w:r>
-    </w:p>
-    <w:p>
-      <w:pPr>
-        <w:adjustRightInd w:val="0"/>
-        <w:rPr>
-          <w:rFonts w:cs="Calibri"/>
-        </w:rPr>
-      </w:pPr>
-    </w:p>
-    <w:p>
-      <w:pPr>
-        <w:adjustRightInd w:val="0"/>
-        <w:rPr>
-          <w:rFonts w:cs="Calibri"/>
-          <w:b/>
-          <w:bCs/>
-        </w:rPr>
-      </w:pPr>
-      <w:r>
-        <w:rPr>
-          <w:rFonts w:cs="Calibri"/>
-        </w:rPr>
-        <w:t xml:space="preserve">For </w:t>
-      </w:r>
       <w:r>
         <w:rPr>
           <w:rFonts w:cs="Calibri"/>
@@ -690,6 +718,174 @@
           <w:bCs/>
         </w:rPr>
       </w:pPr>
+    </w:p>
+    <w:p>
+      <w:pPr>
+        <w:adjustRightInd w:val="0"/>
+        <w:rPr>
+          <w:rFonts w:cs="Calibri"/>
+          <w:b/>
+          <w:bCs/>
+        </w:rPr>
+      </w:pPr>
+      <w:r>
+        <w:rPr>
+          <w:noProof/>
+          <w:sz w:val="24"/>
+          <w:szCs w:val="24"/>
+        </w:rPr>
+        <w:drawing>
+          <wp:inline distT="0" distB="0" distL="0" distR="0" wp14:anchorId="1ED5F3EE" wp14:editId="4E2F4A25">
+            <wp:extent cx="946894" cy="308492"/>
+            <wp:effectExtent l="0" t="0" r="0" b="0"/>
+            <wp:docPr id="1104651973" name="Picture 8"/>
+            <wp:cNvGraphicFramePr>
+              <a:graphicFrameLocks xmlns:a="http://schemas.openxmlformats.org/drawingml/2006/main" noChangeAspect="1"/>
+            </wp:cNvGraphicFramePr>
+            <a:graphic xmlns:a="http://schemas.openxmlformats.org/drawingml/2006/main">
+              <a:graphicData uri="http://schemas.openxmlformats.org/drawingml/2006/picture">
+                <pic:pic xmlns:pic="http://schemas.openxmlformats.org/drawingml/2006/picture">
+                  <pic:nvPicPr>
+                    <pic:cNvPr id="0" name="Picture 21"/>
+                    <pic:cNvPicPr>
+                      <a:picLocks noChangeAspect="1" noChangeArrowheads="1"/>
+                    </pic:cNvPicPr>
+                  </pic:nvPicPr>
+                  <pic:blipFill>
+                    <a:blip r:embed="rId5">
+                      <a:clrChange>
+                        <a:clrFrom>
+                          <a:srgbClr val="FFFFFE"/>
+                        </a:clrFrom>
+                        <a:clrTo>
+                          <a:srgbClr val="FFFFFE">
+                            <a:alpha val="0"/>
+                          </a:srgbClr>
+                        </a:clrTo>
+                      </a:clrChange>
+                      <a:extLst>
+                        <a:ext uri="{28A0092B-C50C-407E-A947-70E740481C1C}">
+                          <a14:useLocalDpi xmlns:a14="http://schemas.microsoft.com/office/drawing/2010/main" val="0"/>
+                        </a:ext>
+                      </a:extLst>
+                    </a:blip>
+                    <a:srcRect/>
+                    <a:stretch>
+                      <a:fillRect/>
+                    </a:stretch>
+                  </pic:blipFill>
+                  <pic:spPr bwMode="auto">
+                    <a:xfrm>
+                      <a:off x="0" y="0"/>
+                      <a:ext cx="1000186" cy="325854"/>
+                    </a:xfrm>
+                    <a:prstGeom prst="rect">
+                      <a:avLst/>
+                    </a:prstGeom>
+                    <a:noFill/>
+                    <a:ln>
+                      <a:noFill/>
+                    </a:ln>
+                  </pic:spPr>
+                </pic:pic>
+              </a:graphicData>
+            </a:graphic>
+          </wp:inline>
+        </w:drawing>
+      </w:r>
+      <w:r>
+        <w:rPr>
+          <w:noProof/>
+          <w:sz w:val="24"/>
+          <w:szCs w:val="24"/>
+        </w:rPr>
+        <w:drawing>
+          <wp:inline distT="0" distB="0" distL="0" distR="0" wp14:anchorId="10A94E23" wp14:editId="4A2757A0">
+            <wp:extent cx="890905" cy="942975"/>
+            <wp:effectExtent l="0" t="0" r="4445" b="9525"/>
+            <wp:docPr id="1320819699" name="Picture 7"/>
+            <wp:cNvGraphicFramePr>
+              <a:graphicFrameLocks xmlns:a="http://schemas.openxmlformats.org/drawingml/2006/main" noChangeAspect="1"/>
+            </wp:cNvGraphicFramePr>
+            <a:graphic xmlns:a="http://schemas.openxmlformats.org/drawingml/2006/main">
+              <a:graphicData uri="http://schemas.openxmlformats.org/drawingml/2006/picture">
+                <pic:pic xmlns:pic="http://schemas.openxmlformats.org/drawingml/2006/picture">
+                  <pic:nvPicPr>
+                    <pic:cNvPr id="0" name="Picture 22"/>
+                    <pic:cNvPicPr>
+                      <a:picLocks noChangeAspect="1" noChangeArrowheads="1"/>
+                    </pic:cNvPicPr>
+                  </pic:nvPicPr>
+                  <pic:blipFill>
+                    <a:blip r:embed="rId6" cstate="print">
+                      <a:clrChange>
+                        <a:clrFrom>
+                          <a:srgbClr val="777674"/>
+                        </a:clrFrom>
+                        <a:clrTo>
+                          <a:srgbClr val="777674">
+                            <a:alpha val="0"/>
+                          </a:srgbClr>
+                        </a:clrTo>
+                      </a:clrChange>
+                      <a:extLst>
+                        <a:ext uri="{28A0092B-C50C-407E-A947-70E740481C1C}">
+                          <a14:useLocalDpi xmlns:a14="http://schemas.microsoft.com/office/drawing/2010/main" val="0"/>
+                        </a:ext>
+                      </a:extLst>
+                    </a:blip>
+                    <a:srcRect l="27559" t="27202" r="27393" b="37276"/>
+                    <a:stretch>
+                      <a:fillRect/>
+                    </a:stretch>
+                  </pic:blipFill>
+                  <pic:spPr bwMode="auto">
+                    <a:xfrm rot="10800000">
+                      <a:off x="0" y="0"/>
+                      <a:ext cx="890905" cy="942975"/>
+                    </a:xfrm>
+                    <a:prstGeom prst="rect">
+                      <a:avLst/>
+                    </a:prstGeom>
+                    <a:noFill/>
+                    <a:ln>
+                      <a:noFill/>
+                    </a:ln>
+                  </pic:spPr>
+                </pic:pic>
+              </a:graphicData>
+            </a:graphic>
+          </wp:inline>
+        </w:drawing>
+      </w:r>
+    </w:p>
+    <w:p>
+      <w:pPr>
+        <w:adjustRightInd w:val="0"/>
+        <w:rPr>
+          <w:rFonts w:cs="Calibri"/>
+          <w:b/>
+          <w:bCs/>
+        </w:rPr>
+      </w:pPr>
+      <w:r>
+        <w:rPr>
+          <w:rFonts w:cs="Calibri"/>
+          <w:b/>
+          <w:bCs/>
+        </w:rPr>
+        <w:t xml:space="preserve">Sri Ram Kashyap </w:t>
+      </w:r>
+      <w:proofErr w:type="spellStart"/>
+      <w:r>
+        <w:rPr>
+          <w:rFonts w:cs="Calibri"/>
+          <w:b/>
+          <w:bCs/>
+        </w:rPr>
+        <w:t>Mulukutla</w:t>
+      </w:r>
+      <w:proofErr w:type="spellEnd"/>
     </w:p>
     <w:p>
       <w:pPr>

--- a/Backend/Templates/RelivingLetter.docx
+++ b/Backend/Templates/RelivingLetter.docx
@@ -239,7 +239,6 @@
       </w:r>
       <w:bookmarkStart w:id="1" w:name="Title"/>
       <w:proofErr w:type="spellStart"/>
-      <w:proofErr w:type="gramStart"/>
       <w:r>
         <w:rPr>
           <w:rFonts w:eastAsia="Times New Roman"/>
@@ -270,7 +269,6 @@
         <w:t>Name</w:t>
       </w:r>
       <w:proofErr w:type="spellEnd"/>
-      <w:proofErr w:type="gramEnd"/>
       <w:r>
         <w:rPr>
           <w:rFonts w:eastAsia="Times New Roman"/>
@@ -288,6 +286,15 @@
           <w:bCs/>
           <w:color w:val="auto"/>
         </w:rPr>
+        <w:t xml:space="preserve">  </w:t>
+      </w:r>
+      <w:r>
+        <w:rPr>
+          <w:rFonts w:eastAsia="Times New Roman"/>
+          <w:b/>
+          <w:bCs/>
+          <w:color w:val="auto"/>
+        </w:rPr>
         <w:t xml:space="preserve">(EMP ID: </w:t>
       </w:r>
       <w:bookmarkStart w:id="3" w:name="EmployeeId"/>
@@ -324,7 +331,21 @@
           <w:rFonts w:eastAsia="Times New Roman"/>
           <w:color w:val="auto"/>
         </w:rPr>
-        <w:t xml:space="preserve">has served in our organization from </w:t>
+        <w:t>has served in our organization from</w:t>
+      </w:r>
+      <w:r>
+        <w:rPr>
+          <w:rFonts w:eastAsia="Times New Roman"/>
+          <w:color w:val="auto"/>
+        </w:rPr>
+        <w:t xml:space="preserve"> </w:t>
+      </w:r>
+      <w:r>
+        <w:rPr>
+          <w:rFonts w:eastAsia="Times New Roman"/>
+          <w:color w:val="auto"/>
+        </w:rPr>
+        <w:t xml:space="preserve"> </w:t>
       </w:r>
       <w:bookmarkStart w:id="4" w:name="JoiningDate"/>
       <w:r>
@@ -346,6 +367,15 @@
         <w:t xml:space="preserve"> </w:t>
       </w:r>
       <w:bookmarkEnd w:id="4"/>
+      <w:r>
+        <w:rPr>
+          <w:rFonts w:eastAsia="Times New Roman"/>
+          <w:b/>
+          <w:bCs/>
+          <w:color w:val="auto"/>
+        </w:rPr>
+        <w:t xml:space="preserve"> </w:t>
+      </w:r>
       <w:r>
         <w:rPr>
           <w:rFonts w:eastAsia="Times New Roman"/>

--- a/Backend/Templates/RelivingLetter.docx
+++ b/Backend/Templates/RelivingLetter.docx
@@ -1,6 +1,6 @@
 
 <file path=word/document.xml><?xml version="1.0" encoding="utf-8"?>
-<w:document xmlns:wpc="http://schemas.microsoft.com/office/word/2010/wordprocessingCanvas" xmlns:cx="http://schemas.microsoft.com/office/drawing/2014/chartex" xmlns:cx1="http://schemas.microsoft.com/office/drawing/2015/9/8/chartex" xmlns:cx2="http://schemas.microsoft.com/office/drawing/2015/10/21/chartex" xmlns:cx3="http://schemas.microsoft.com/office/drawing/2016/5/9/chartex" xmlns:cx4="http://schemas.microsoft.com/office/drawing/2016/5/10/chartex" xmlns:cx5="http://schemas.microsoft.com/office/drawing/2016/5/11/chartex" xmlns:cx6="http://schemas.microsoft.com/office/drawing/2016/5/12/chartex" xmlns:cx7="http://schemas.microsoft.com/office/drawing/2016/5/13/chartex" xmlns:cx8="http://schemas.microsoft.com/office/drawing/2016/5/14/chartex" xmlns:mc="http://schemas.openxmlformats.org/markup-compatibility/2006" xmlns:aink="http://schemas.microsoft.com/office/drawing/2016/ink" xmlns:am3d="http://schemas.microsoft.com/office/drawing/2017/model3d" xmlns:o="urn:schemas-microsoft-com:office:office" xmlns:oel="http://schemas.microsoft.com/office/2019/extlst" xmlns:r="http://schemas.openxmlformats.org/officeDocument/2006/relationships" xmlns:m="http://schemas.openxmlformats.org/officeDocument/2006/math" xmlns:v="urn:schemas-microsoft-com:vml" xmlns:wp14="http://schemas.microsoft.com/office/word/2010/wordprocessingDrawing" xmlns:wp="http://schemas.openxmlformats.org/drawingml/2006/wordprocessingDrawing" xmlns:w10="urn:schemas-microsoft-com:office:word" xmlns:w="http://schemas.openxmlformats.org/wordprocessingml/2006/main" xmlns:w14="http://schemas.microsoft.com/office/word/2010/wordml" xmlns:w15="http://schemas.microsoft.com/office/word/2012/wordml" xmlns:w16cei="http://schemas.microsoft.com/office/word/2026/wordml/cei" xmlns:w16cex="http://schemas.microsoft.com/office/word/2018/wordml/cex" xmlns:w16cid="http://schemas.microsoft.com/office/word/2016/wordml/cid" xmlns:w16="http://schemas.microsoft.com/office/word/2018/wordml" xmlns:w16du="http://schemas.microsoft.com/office/word/2023/wordml/word16du" xmlns:w16sdtdh="http://schemas.microsoft.com/office/word/2020/wordml/sdtdatahash" xmlns:w16sdtfl="http://schemas.microsoft.com/office/word/2024/wordml/sdtformatlock" xmlns:w16se="http://schemas.microsoft.com/office/word/2015/wordml/symex" xmlns:wpg="http://schemas.microsoft.com/office/word/2010/wordprocessingGroup" xmlns:wpi="http://schemas.microsoft.com/office/word/2010/wordprocessingInk" xmlns:wne="http://schemas.microsoft.com/office/word/2006/wordml" xmlns:wps="http://schemas.microsoft.com/office/word/2010/wordprocessingShape" mc:Ignorable="w14 w15 w16se w16cid w16 w16cex w16sdtdh w16sdtfl w16du wp14">
+<w:document xmlns:wpc="http://schemas.microsoft.com/office/word/2010/wordprocessingCanvas" xmlns:cx="http://schemas.microsoft.com/office/drawing/2014/chartex" xmlns:cx1="http://schemas.microsoft.com/office/drawing/2015/9/8/chartex" xmlns:cx2="http://schemas.microsoft.com/office/drawing/2015/10/21/chartex" xmlns:cx3="http://schemas.microsoft.com/office/drawing/2016/5/9/chartex" xmlns:cx4="http://schemas.microsoft.com/office/drawing/2016/5/10/chartex" xmlns:cx5="http://schemas.microsoft.com/office/drawing/2016/5/11/chartex" xmlns:cx6="http://schemas.microsoft.com/office/drawing/2016/5/12/chartex" xmlns:cx7="http://schemas.microsoft.com/office/drawing/2016/5/13/chartex" xmlns:cx8="http://schemas.microsoft.com/office/drawing/2016/5/14/chartex" xmlns:mc="http://schemas.openxmlformats.org/markup-compatibility/2006" xmlns:aink="http://schemas.microsoft.com/office/drawing/2016/ink" xmlns:am3d="http://schemas.microsoft.com/office/drawing/2017/model3d" xmlns:o="urn:schemas-microsoft-com:office:office" xmlns:oel="http://schemas.microsoft.com/office/2019/extlst" xmlns:r="http://schemas.openxmlformats.org/officeDocument/2006/relationships" xmlns:m="http://schemas.openxmlformats.org/officeDocument/2006/math" xmlns:v="urn:schemas-microsoft-com:vml" xmlns:wp14="http://schemas.microsoft.com/office/word/2010/wordprocessingDrawing" xmlns:wp="http://schemas.openxmlformats.org/drawingml/2006/wordprocessingDrawing" xmlns:w10="urn:schemas-microsoft-com:office:word" xmlns:w="http://schemas.openxmlformats.org/wordprocessingml/2006/main" xmlns:w14="http://schemas.microsoft.com/office/word/2010/wordml" xmlns:w15="http://schemas.microsoft.com/office/word/2012/wordml" xmlns:w16cex="http://schemas.microsoft.com/office/word/2018/wordml/cex" xmlns:w16cid="http://schemas.microsoft.com/office/word/2016/wordml/cid" xmlns:w16="http://schemas.microsoft.com/office/word/2018/wordml" xmlns:w16du="http://schemas.microsoft.com/office/word/2023/wordml/word16du" xmlns:w16sdtdh="http://schemas.microsoft.com/office/word/2020/wordml/sdtdatahash" xmlns:w16sdtfl="http://schemas.microsoft.com/office/word/2024/wordml/sdtformatlock" xmlns:w16se="http://schemas.microsoft.com/office/word/2015/wordml/symex" xmlns:wpg="http://schemas.microsoft.com/office/word/2010/wordprocessingGroup" xmlns:wpi="http://schemas.microsoft.com/office/word/2010/wordprocessingInk" xmlns:wne="http://schemas.microsoft.com/office/word/2006/wordml" xmlns:wps="http://schemas.microsoft.com/office/word/2010/wordprocessingShape" mc:Ignorable="w14 w15 w16se w16cid w16 w16cex w16sdtdh w16sdtfl w16du wp14">
   <w:body>
     <w:p>
       <w:pPr>
@@ -239,6 +239,7 @@
       </w:r>
       <w:bookmarkStart w:id="1" w:name="Title"/>
       <w:proofErr w:type="spellStart"/>
+      <w:proofErr w:type="gramStart"/>
       <w:r>
         <w:rPr>
           <w:rFonts w:eastAsia="Times New Roman"/>
@@ -295,7 +296,17 @@
           <w:bCs/>
           <w:color w:val="auto"/>
         </w:rPr>
-        <w:t xml:space="preserve">(EMP ID: </w:t>
+        <w:t>(</w:t>
+      </w:r>
+      <w:proofErr w:type="gramEnd"/>
+      <w:r>
+        <w:rPr>
+          <w:rFonts w:eastAsia="Times New Roman"/>
+          <w:b/>
+          <w:bCs/>
+          <w:color w:val="auto"/>
+        </w:rPr>
+        <w:t xml:space="preserve">EMP ID: </w:t>
       </w:r>
       <w:bookmarkStart w:id="3" w:name="EmployeeId"/>
       <w:r>
@@ -331,7 +342,15 @@
           <w:rFonts w:eastAsia="Times New Roman"/>
           <w:color w:val="auto"/>
         </w:rPr>
-        <w:t>has served in our organization from</w:t>
+        <w:t xml:space="preserve">has served in our organization </w:t>
+      </w:r>
+      <w:proofErr w:type="gramStart"/>
+      <w:r>
+        <w:rPr>
+          <w:rFonts w:eastAsia="Times New Roman"/>
+          <w:color w:val="auto"/>
+        </w:rPr>
+        <w:t>from</w:t>
       </w:r>
       <w:r>
         <w:rPr>
@@ -357,6 +376,7 @@
         </w:rPr>
         <w:t>Date</w:t>
       </w:r>
+      <w:proofErr w:type="gramEnd"/>
       <w:r>
         <w:rPr>
           <w:rFonts w:eastAsia="Times New Roman"/>
@@ -738,26 +758,14 @@
           <w:bCs/>
         </w:rPr>
       </w:pPr>
-    </w:p>
-    <w:p>
-      <w:pPr>
-        <w:adjustRightInd w:val="0"/>
-        <w:rPr>
-          <w:rFonts w:cs="Calibri"/>
-          <w:b/>
-          <w:bCs/>
-        </w:rPr>
-      </w:pPr>
-    </w:p>
-    <w:p>
-      <w:pPr>
-        <w:adjustRightInd w:val="0"/>
-        <w:rPr>
-          <w:rFonts w:cs="Calibri"/>
-          <w:b/>
-          <w:bCs/>
-        </w:rPr>
-      </w:pPr>
+      <w:r>
+        <w:rPr>
+          <w:rFonts w:cs="Calibri"/>
+          <w:b/>
+          <w:bCs/>
+        </w:rPr>
+        <w:t xml:space="preserve"> </w:t>
+      </w:r>
       <w:r>
         <w:rPr>
           <w:noProof/>
@@ -765,7 +773,7 @@
           <w:szCs w:val="24"/>
         </w:rPr>
         <w:drawing>
-          <wp:inline distT="0" distB="0" distL="0" distR="0" wp14:anchorId="1ED5F3EE" wp14:editId="4E2F4A25">
+          <wp:inline distT="0" distB="0" distL="0" distR="0" wp14:anchorId="2999B534" wp14:editId="08C9448A">
             <wp:extent cx="946894" cy="308492"/>
             <wp:effectExtent l="0" t="0" r="0" b="0"/>
             <wp:docPr id="1104651973" name="Picture 8"/>
@@ -830,7 +838,7 @@
           <w:szCs w:val="24"/>
         </w:rPr>
         <w:drawing>
-          <wp:inline distT="0" distB="0" distL="0" distR="0" wp14:anchorId="10A94E23" wp14:editId="4A2757A0">
+          <wp:inline distT="0" distB="0" distL="0" distR="0" wp14:anchorId="57FD7B89" wp14:editId="32791E79">
             <wp:extent cx="890905" cy="942975"/>
             <wp:effectExtent l="0" t="0" r="4445" b="9525"/>
             <wp:docPr id="1320819699" name="Picture 7"/>
@@ -887,6 +895,14 @@
             </a:graphic>
           </wp:inline>
         </w:drawing>
+      </w:r>
+      <w:r>
+        <w:rPr>
+          <w:rFonts w:cs="Calibri"/>
+          <w:b/>
+          <w:bCs/>
+        </w:rPr>
+        <w:t xml:space="preserve">                                    </w:t>
       </w:r>
     </w:p>
     <w:p>
